--- a/EXPERIMENT 1.docx
+++ b/EXPERIMENT 1.docx
@@ -20,10 +20,10 @@
           <w:tcPr>
             <w:tcW w:w="983" w:type="dxa"/>
             <w:tcBorders>
-              <w:top w:val="single" w:sz="6" w:space="0" w:color="000000"/>
-              <w:left w:val="single" w:sz="6" w:space="0" w:color="000000"/>
-              <w:bottom w:val="single" w:sz="6" w:space="0" w:color="000000"/>
-              <w:right w:val="single" w:sz="6" w:space="0" w:color="000000"/>
+              <w:top w:val="single" w:sz="6" w:space="0" w:color="000000" w:themeColor="text1"/>
+              <w:left w:val="single" w:sz="6" w:space="0" w:color="000000" w:themeColor="text1"/>
+              <w:bottom w:val="single" w:sz="6" w:space="0" w:color="000000" w:themeColor="text1"/>
+              <w:right w:val="single" w:sz="6" w:space="0" w:color="000000" w:themeColor="text1"/>
             </w:tcBorders>
             <w:tcMar>
               <w:top w:w="0" w:type="dxa"/>
@@ -43,10 +43,10 @@
           <w:tcPr>
             <w:tcW w:w="7038" w:type="dxa"/>
             <w:tcBorders>
-              <w:top w:val="single" w:sz="6" w:space="0" w:color="000000"/>
-              <w:left w:val="single" w:sz="6" w:space="0" w:color="000000"/>
-              <w:bottom w:val="single" w:sz="6" w:space="0" w:color="000000"/>
-              <w:right w:val="single" w:sz="6" w:space="0" w:color="000000"/>
+              <w:top w:val="single" w:sz="6" w:space="0" w:color="000000" w:themeColor="text1"/>
+              <w:left w:val="single" w:sz="6" w:space="0" w:color="000000" w:themeColor="text1"/>
+              <w:bottom w:val="single" w:sz="6" w:space="0" w:color="000000" w:themeColor="text1"/>
+              <w:right w:val="single" w:sz="6" w:space="0" w:color="000000" w:themeColor="text1"/>
             </w:tcBorders>
             <w:tcMar>
               <w:top w:w="0" w:type="dxa"/>
@@ -4312,11 +4312,54 @@
             </w:r>
           </w:p>
           <w:p/>
-          <w:p/>
-          <w:p/>
-          <w:p/>
-          <w:p/>
-          <w:p/>
+          <w:p>
+            <w:r>
+              <w:rPr>
+                <w:noProof/>
+              </w:rPr>
+              <w:drawing>
+                <wp:inline distT="0" distB="0" distL="0" distR="0" wp14:anchorId="03E64A9B" wp14:editId="4B5D0644">
+                  <wp:extent cx="4848225" cy="323850"/>
+                  <wp:effectExtent l="0" t="0" r="0" b="0"/>
+                  <wp:docPr id="1485405433" name="drawing"/>
+                  <wp:cNvGraphicFramePr>
+                    <a:graphicFrameLocks xmlns:a="http://schemas.openxmlformats.org/drawingml/2006/main" noChangeAspect="1"/>
+                  </wp:cNvGraphicFramePr>
+                  <a:graphic xmlns:a="http://schemas.openxmlformats.org/drawingml/2006/main">
+                    <a:graphicData uri="http://schemas.openxmlformats.org/drawingml/2006/picture">
+                      <pic:pic xmlns:pic="http://schemas.openxmlformats.org/drawingml/2006/picture">
+                        <pic:nvPicPr>
+                          <pic:cNvPr id="1485405433" name="Picture 1485405433"/>
+                          <pic:cNvPicPr/>
+                        </pic:nvPicPr>
+                        <pic:blipFill>
+                          <a:blip r:embed="rId11">
+                            <a:extLst>
+                              <a:ext uri="{28A0092B-C50C-407E-A947-70E740481C1C}">
+                                <a14:useLocalDpi xmlns:a14="http://schemas.microsoft.com/office/drawing/2010/main"/>
+                              </a:ext>
+                            </a:extLst>
+                          </a:blip>
+                          <a:stretch>
+                            <a:fillRect/>
+                          </a:stretch>
+                        </pic:blipFill>
+                        <pic:spPr>
+                          <a:xfrm>
+                            <a:off x="0" y="0"/>
+                            <a:ext cx="4848225" cy="323850"/>
+                          </a:xfrm>
+                          <a:prstGeom prst="rect">
+                            <a:avLst/>
+                          </a:prstGeom>
+                        </pic:spPr>
+                      </pic:pic>
+                    </a:graphicData>
+                  </a:graphic>
+                </wp:inline>
+              </w:drawing>
+            </w:r>
+          </w:p>
           <w:p/>
           <w:p/>
           <w:p/>
@@ -4328,7 +4371,6 @@
               </w:numPr>
             </w:pPr>
             <w:r>
-              <w:lastRenderedPageBreak/>
               <w:t xml:space="preserve">Delete all record into </w:t>
             </w:r>
             <w:proofErr w:type="spellStart"/>
@@ -4350,13 +4392,55 @@
           </w:p>
           <w:p/>
           <w:p/>
-          <w:p/>
-          <w:p/>
-          <w:p/>
-          <w:p/>
-          <w:p/>
-          <w:p/>
-          <w:p/>
+          <w:p>
+            <w:r>
+              <w:rPr>
+                <w:noProof/>
+              </w:rPr>
+              <w:lastRenderedPageBreak/>
+              <w:drawing>
+                <wp:inline distT="0" distB="0" distL="0" distR="0" wp14:anchorId="4F078D05" wp14:editId="2431ED1E">
+                  <wp:extent cx="4848225" cy="295275"/>
+                  <wp:effectExtent l="0" t="0" r="0" b="0"/>
+                  <wp:docPr id="1783424314" name="drawing"/>
+                  <wp:cNvGraphicFramePr>
+                    <a:graphicFrameLocks xmlns:a="http://schemas.openxmlformats.org/drawingml/2006/main" noChangeAspect="1"/>
+                  </wp:cNvGraphicFramePr>
+                  <a:graphic xmlns:a="http://schemas.openxmlformats.org/drawingml/2006/main">
+                    <a:graphicData uri="http://schemas.openxmlformats.org/drawingml/2006/picture">
+                      <pic:pic xmlns:pic="http://schemas.openxmlformats.org/drawingml/2006/picture">
+                        <pic:nvPicPr>
+                          <pic:cNvPr id="1783424314" name="Picture 1783424314"/>
+                          <pic:cNvPicPr/>
+                        </pic:nvPicPr>
+                        <pic:blipFill>
+                          <a:blip r:embed="rId12">
+                            <a:extLst>
+                              <a:ext uri="{28A0092B-C50C-407E-A947-70E740481C1C}">
+                                <a14:useLocalDpi xmlns:a14="http://schemas.microsoft.com/office/drawing/2010/main"/>
+                              </a:ext>
+                            </a:extLst>
+                          </a:blip>
+                          <a:stretch>
+                            <a:fillRect/>
+                          </a:stretch>
+                        </pic:blipFill>
+                        <pic:spPr>
+                          <a:xfrm>
+                            <a:off x="0" y="0"/>
+                            <a:ext cx="4848225" cy="295275"/>
+                          </a:xfrm>
+                          <a:prstGeom prst="rect">
+                            <a:avLst/>
+                          </a:prstGeom>
+                        </pic:spPr>
+                      </pic:pic>
+                    </a:graphicData>
+                  </a:graphic>
+                </wp:inline>
+              </w:drawing>
+            </w:r>
+          </w:p>
           <w:p/>
           <w:p/>
           <w:p>
@@ -4380,15 +4464,54 @@
           </w:p>
           <w:p/>
           <w:p/>
-          <w:p/>
-          <w:p/>
-          <w:p/>
-          <w:p/>
-          <w:p/>
-          <w:p/>
-          <w:p/>
-          <w:p/>
-          <w:p/>
+          <w:p>
+            <w:r>
+              <w:rPr>
+                <w:noProof/>
+              </w:rPr>
+              <w:drawing>
+                <wp:inline distT="0" distB="0" distL="0" distR="0" wp14:anchorId="0D94CB04" wp14:editId="5684924E">
+                  <wp:extent cx="4848225" cy="409575"/>
+                  <wp:effectExtent l="0" t="0" r="0" b="0"/>
+                  <wp:docPr id="2137505459" name="drawing"/>
+                  <wp:cNvGraphicFramePr>
+                    <a:graphicFrameLocks xmlns:a="http://schemas.openxmlformats.org/drawingml/2006/main" noChangeAspect="1"/>
+                  </wp:cNvGraphicFramePr>
+                  <a:graphic xmlns:a="http://schemas.openxmlformats.org/drawingml/2006/main">
+                    <a:graphicData uri="http://schemas.openxmlformats.org/drawingml/2006/picture">
+                      <pic:pic xmlns:pic="http://schemas.openxmlformats.org/drawingml/2006/picture">
+                        <pic:nvPicPr>
+                          <pic:cNvPr id="2137505459" name="Picture 2137505459"/>
+                          <pic:cNvPicPr/>
+                        </pic:nvPicPr>
+                        <pic:blipFill>
+                          <a:blip r:embed="rId13">
+                            <a:extLst>
+                              <a:ext uri="{28A0092B-C50C-407E-A947-70E740481C1C}">
+                                <a14:useLocalDpi xmlns:a14="http://schemas.microsoft.com/office/drawing/2010/main"/>
+                              </a:ext>
+                            </a:extLst>
+                          </a:blip>
+                          <a:stretch>
+                            <a:fillRect/>
+                          </a:stretch>
+                        </pic:blipFill>
+                        <pic:spPr>
+                          <a:xfrm>
+                            <a:off x="0" y="0"/>
+                            <a:ext cx="4848225" cy="409575"/>
+                          </a:xfrm>
+                          <a:prstGeom prst="rect">
+                            <a:avLst/>
+                          </a:prstGeom>
+                        </pic:spPr>
+                      </pic:pic>
+                    </a:graphicData>
+                  </a:graphic>
+                </wp:inline>
+              </w:drawing>
+            </w:r>
+          </w:p>
           <w:p/>
           <w:p/>
           <w:p>
@@ -4411,20 +4534,54 @@
             </w:r>
           </w:p>
           <w:p/>
-          <w:p/>
-          <w:p/>
-          <w:p/>
-          <w:p/>
-          <w:p/>
-          <w:p/>
-          <w:p/>
-          <w:p/>
-          <w:p/>
-          <w:p/>
-          <w:p/>
-          <w:p/>
-          <w:p/>
-          <w:p/>
+          <w:p>
+            <w:r>
+              <w:rPr>
+                <w:noProof/>
+              </w:rPr>
+              <w:drawing>
+                <wp:inline distT="0" distB="0" distL="0" distR="0" wp14:anchorId="2FB32CD8" wp14:editId="20D01F1E">
+                  <wp:extent cx="4848225" cy="523875"/>
+                  <wp:effectExtent l="0" t="0" r="0" b="0"/>
+                  <wp:docPr id="1516489800" name="drawing"/>
+                  <wp:cNvGraphicFramePr>
+                    <a:graphicFrameLocks xmlns:a="http://schemas.openxmlformats.org/drawingml/2006/main" noChangeAspect="1"/>
+                  </wp:cNvGraphicFramePr>
+                  <a:graphic xmlns:a="http://schemas.openxmlformats.org/drawingml/2006/main">
+                    <a:graphicData uri="http://schemas.openxmlformats.org/drawingml/2006/picture">
+                      <pic:pic xmlns:pic="http://schemas.openxmlformats.org/drawingml/2006/picture">
+                        <pic:nvPicPr>
+                          <pic:cNvPr id="1516489800" name="Picture 1516489800"/>
+                          <pic:cNvPicPr/>
+                        </pic:nvPicPr>
+                        <pic:blipFill>
+                          <a:blip r:embed="rId14">
+                            <a:extLst>
+                              <a:ext uri="{28A0092B-C50C-407E-A947-70E740481C1C}">
+                                <a14:useLocalDpi xmlns:a14="http://schemas.microsoft.com/office/drawing/2010/main"/>
+                              </a:ext>
+                            </a:extLst>
+                          </a:blip>
+                          <a:stretch>
+                            <a:fillRect/>
+                          </a:stretch>
+                        </pic:blipFill>
+                        <pic:spPr>
+                          <a:xfrm>
+                            <a:off x="0" y="0"/>
+                            <a:ext cx="4848225" cy="523875"/>
+                          </a:xfrm>
+                          <a:prstGeom prst="rect">
+                            <a:avLst/>
+                          </a:prstGeom>
+                        </pic:spPr>
+                      </pic:pic>
+                    </a:graphicData>
+                  </a:graphic>
+                </wp:inline>
+              </w:drawing>
+            </w:r>
+          </w:p>
           <w:p/>
           <w:p/>
           <w:p>
@@ -4435,22 +4592,58 @@
               </w:numPr>
             </w:pPr>
             <w:r>
-              <w:lastRenderedPageBreak/>
-              <w:t xml:space="preserve">Drop </w:t>
-            </w:r>
-            <w:proofErr w:type="spellStart"/>
-            <w:r>
-              <w:t>Employee_master</w:t>
-            </w:r>
-            <w:proofErr w:type="spellEnd"/>
-            <w:r>
-              <w:t xml:space="preserve"> Table.</w:t>
+              <w:t>Drop Employee_master Table.</w:t>
             </w:r>
           </w:p>
           <w:p/>
-          <w:p/>
-          <w:p/>
-          <w:p/>
+          <w:p>
+            <w:r>
+              <w:rPr>
+                <w:noProof/>
+              </w:rPr>
+              <w:drawing>
+                <wp:inline distT="0" distB="0" distL="0" distR="0" wp14:anchorId="79CEBF5A" wp14:editId="13A6ACD9">
+                  <wp:extent cx="4848225" cy="2143125"/>
+                  <wp:effectExtent l="0" t="0" r="0" b="0"/>
+                  <wp:docPr id="1556270666" name="drawing"/>
+                  <wp:cNvGraphicFramePr>
+                    <a:graphicFrameLocks xmlns:a="http://schemas.openxmlformats.org/drawingml/2006/main" noChangeAspect="1"/>
+                  </wp:cNvGraphicFramePr>
+                  <a:graphic xmlns:a="http://schemas.openxmlformats.org/drawingml/2006/main">
+                    <a:graphicData uri="http://schemas.openxmlformats.org/drawingml/2006/picture">
+                      <pic:pic xmlns:pic="http://schemas.openxmlformats.org/drawingml/2006/picture">
+                        <pic:nvPicPr>
+                          <pic:cNvPr id="1556270666" name="Picture 1556270666"/>
+                          <pic:cNvPicPr/>
+                        </pic:nvPicPr>
+                        <pic:blipFill>
+                          <a:blip r:embed="rId15">
+                            <a:extLst>
+                              <a:ext uri="{28A0092B-C50C-407E-A947-70E740481C1C}">
+                                <a14:useLocalDpi xmlns:a14="http://schemas.microsoft.com/office/drawing/2010/main"/>
+                              </a:ext>
+                            </a:extLst>
+                          </a:blip>
+                          <a:stretch>
+                            <a:fillRect/>
+                          </a:stretch>
+                        </pic:blipFill>
+                        <pic:spPr>
+                          <a:xfrm>
+                            <a:off x="0" y="0"/>
+                            <a:ext cx="4848225" cy="2143125"/>
+                          </a:xfrm>
+                          <a:prstGeom prst="rect">
+                            <a:avLst/>
+                          </a:prstGeom>
+                        </pic:spPr>
+                      </pic:pic>
+                    </a:graphicData>
+                  </a:graphic>
+                </wp:inline>
+              </w:drawing>
+            </w:r>
+          </w:p>
           <w:p/>
           <w:p/>
           <w:p/>
@@ -4463,7 +4656,7 @@
     </w:tbl>
     <w:p/>
     <w:sectPr>
-      <w:headerReference w:type="default" r:id="rId11"/>
+      <w:headerReference w:type="default" r:id="rId16"/>
       <w:pgSz w:w="12240" w:h="15840"/>
       <w:pgMar w:top="1440" w:right="1440" w:bottom="1440" w:left="1440" w:header="720" w:footer="720" w:gutter="0"/>
       <w:cols w:space="720"/>
@@ -5305,6 +5498,7 @@
   <w:style w:type="character" w:default="1" w:styleId="DefaultParagraphFont">
     <w:name w:val="Default Paragraph Font"/>
     <w:uiPriority w:val="1"/>
+    <w:semiHidden/>
     <w:unhideWhenUsed/>
   </w:style>
   <w:style w:type="table" w:default="1" w:styleId="TableNormal">
